--- a/docs/cahier-des-charges-hb-commerce.docx
+++ b/docs/cahier-des-charges-hb-commerce.docx
@@ -26,7 +26,7 @@
         <w:rPr>
           <w:b/>
         </w:rPr>
-        <w:t xml:space="preserve">Document fonctionnel et technique</w:t>
+        <w:t xml:space="preserve">Document fonctionnel et technique consolidé</w:t>
       </w:r>
     </w:p>
     <w:p>
@@ -47,7 +47,7 @@
       <w:pPr/>
       <w:r>
         <w:rPr/>
-        <w:t xml:space="preserve">Statut : Version initiale documentée</w:t>
+        <w:t xml:space="preserve">Dernière modification : mise à jour fournisseurs, stock, factures, livraison, agents commerciaux</w:t>
       </w:r>
     </w:p>
     <w:p>
@@ -70,16 +70,16 @@
         <w:tblW w:w="0" w:type="auto"/>
       </w:tblPr>
       <w:tblGrid>
-        <w:gridCol w:w="1200"/>
-        <w:gridCol w:w="1600"/>
-        <w:gridCol w:w="2200"/>
-        <w:gridCol w:w="4200"/>
-        <w:gridCol w:w="1600"/>
+        <w:gridCol w:w="1000"/>
+        <w:gridCol w:w="1400"/>
+        <w:gridCol w:w="2100"/>
+        <w:gridCol w:w="4700"/>
+        <w:gridCol w:w="1500"/>
       </w:tblGrid>
       <w:tr>
         <w:tc>
           <w:tcPr>
-            <w:tcW w:w="1200" w:type="dxa"/>
+            <w:tcW w:w="1000" w:type="dxa"/>
             <w:shd w:fill="EDE7D7"/>
           </w:tcPr>
           <w:p>
@@ -94,7 +94,7 @@
         </w:tc>
         <w:tc>
           <w:tcPr>
-            <w:tcW w:w="1600" w:type="dxa"/>
+            <w:tcW w:w="1400" w:type="dxa"/>
             <w:shd w:fill="EDE7D7"/>
           </w:tcPr>
           <w:p>
@@ -109,7 +109,7 @@
         </w:tc>
         <w:tc>
           <w:tcPr>
-            <w:tcW w:w="2200" w:type="dxa"/>
+            <w:tcW w:w="2100" w:type="dxa"/>
             <w:shd w:fill="EDE7D7"/>
           </w:tcPr>
           <w:p>
@@ -124,7 +124,7 @@
         </w:tc>
         <w:tc>
           <w:tcPr>
-            <w:tcW w:w="4200" w:type="dxa"/>
+            <w:tcW w:w="4700" w:type="dxa"/>
             <w:shd w:fill="EDE7D7"/>
           </w:tcPr>
           <w:p>
@@ -139,7 +139,7 @@
         </w:tc>
         <w:tc>
           <w:tcPr>
-            <w:tcW w:w="1600" w:type="dxa"/>
+            <w:tcW w:w="1500" w:type="dxa"/>
             <w:shd w:fill="EDE7D7"/>
           </w:tcPr>
           <w:p>
@@ -156,7 +156,7 @@
       <w:tr>
         <w:tc>
           <w:tcPr>
-            <w:tcW w:w="1200" w:type="dxa"/>
+            <w:tcW w:w="1000" w:type="dxa"/>
           </w:tcPr>
           <w:p>
             <w:pPr/>
@@ -168,7 +168,7 @@
         </w:tc>
         <w:tc>
           <w:tcPr>
-            <w:tcW w:w="1600" w:type="dxa"/>
+            <w:tcW w:w="1400" w:type="dxa"/>
           </w:tcPr>
           <w:p>
             <w:pPr/>
@@ -180,7 +180,7 @@
         </w:tc>
         <w:tc>
           <w:tcPr>
-            <w:tcW w:w="2200" w:type="dxa"/>
+            <w:tcW w:w="2100" w:type="dxa"/>
           </w:tcPr>
           <w:p>
             <w:pPr/>
@@ -192,25 +192,87 @@
         </w:tc>
         <w:tc>
           <w:tcPr>
-            <w:tcW w:w="4200" w:type="dxa"/>
-          </w:tcPr>
-          <w:p>
-            <w:pPr/>
-            <w:r>
-              <w:rPr/>
-              <w:t xml:space="preserve">Création du cahier des charges initial</w:t>
-            </w:r>
-          </w:p>
-        </w:tc>
-        <w:tc>
-          <w:tcPr>
-            <w:tcW w:w="1600" w:type="dxa"/>
-          </w:tcPr>
-          <w:p>
-            <w:pPr/>
-            <w:r>
-              <w:rPr/>
-              <w:t xml:space="preserve">Validable</w:t>
+            <w:tcW w:w="4700" w:type="dxa"/>
+          </w:tcPr>
+          <w:p>
+            <w:pPr/>
+            <w:r>
+              <w:rPr/>
+              <w:t xml:space="preserve">Création initiale du cahier des charges</w:t>
+            </w:r>
+          </w:p>
+        </w:tc>
+        <w:tc>
+          <w:tcPr>
+            <w:tcW w:w="1500" w:type="dxa"/>
+          </w:tcPr>
+          <w:p>
+            <w:pPr/>
+            <w:r>
+              <w:rPr/>
+              <w:t xml:space="preserve">Réalisé</w:t>
+            </w:r>
+          </w:p>
+        </w:tc>
+      </w:tr>
+      <w:tr>
+        <w:tc>
+          <w:tcPr>
+            <w:tcW w:w="1000" w:type="dxa"/>
+          </w:tcPr>
+          <w:p>
+            <w:pPr/>
+            <w:r>
+              <w:rPr/>
+              <w:t xml:space="preserve">1.1</w:t>
+            </w:r>
+          </w:p>
+        </w:tc>
+        <w:tc>
+          <w:tcPr>
+            <w:tcW w:w="1400" w:type="dxa"/>
+          </w:tcPr>
+          <w:p>
+            <w:pPr/>
+            <w:r>
+              <w:rPr/>
+              <w:t xml:space="preserve">18/06/2026</w:t>
+            </w:r>
+          </w:p>
+        </w:tc>
+        <w:tc>
+          <w:tcPr>
+            <w:tcW w:w="2100" w:type="dxa"/>
+          </w:tcPr>
+          <w:p>
+            <w:pPr/>
+            <w:r>
+              <w:rPr/>
+              <w:t xml:space="preserve">Cursor Cloud Agent</w:t>
+            </w:r>
+          </w:p>
+        </w:tc>
+        <w:tc>
+          <w:tcPr>
+            <w:tcW w:w="4700" w:type="dxa"/>
+          </w:tcPr>
+          <w:p>
+            <w:pPr/>
+            <w:r>
+              <w:rPr/>
+              <w:t xml:space="preserve">Ajout gestion fournisseurs, espace fournisseur, stock, commandes fournisseur, factures et suivi livraison</w:t>
+            </w:r>
+          </w:p>
+        </w:tc>
+        <w:tc>
+          <w:tcPr>
+            <w:tcW w:w="1500" w:type="dxa"/>
+          </w:tcPr>
+          <w:p>
+            <w:pPr/>
+            <w:r>
+              <w:rPr/>
+              <w:t xml:space="preserve">Réalisé</w:t>
             </w:r>
           </w:p>
         </w:tc>
@@ -299,7 +361,7 @@
             <w:pPr/>
             <w:r>
               <w:rPr/>
-              <w:t xml:space="preserve">Créateur</w:t>
+              <w:t xml:space="preserve">Client</w:t>
             </w:r>
           </w:p>
         </w:tc>
@@ -311,7 +373,7 @@
             <w:pPr/>
             <w:r>
               <w:rPr/>
-              <w:t xml:space="preserve">Cursor Cloud Agent</w:t>
+              <w:t xml:space="preserve">HB Commerce / HB Consulting &amp; Services</w:t>
             </w:r>
           </w:p>
         </w:tc>
@@ -325,7 +387,7 @@
             <w:pPr/>
             <w:r>
               <w:rPr/>
-              <w:t xml:space="preserve">Dernière modification</w:t>
+              <w:t xml:space="preserve">Créateur</w:t>
             </w:r>
           </w:p>
         </w:tc>
@@ -337,7 +399,7 @@
             <w:pPr/>
             <w:r>
               <w:rPr/>
-              <w:t xml:space="preserve">18/06/2026</w:t>
+              <w:t xml:space="preserve">Cursor Cloud Agent</w:t>
             </w:r>
           </w:p>
         </w:tc>
@@ -351,7 +413,7 @@
             <w:pPr/>
             <w:r>
               <w:rPr/>
-              <w:t xml:space="preserve">Référentiel</w:t>
+              <w:t xml:space="preserve">Dernière modification</w:t>
             </w:r>
           </w:p>
         </w:tc>
@@ -363,7 +425,7 @@
             <w:pPr/>
             <w:r>
               <w:rPr/>
-              <w:t xml:space="preserve">GitHub Pages + Supabase</w:t>
+              <w:t xml:space="preserve">18/06/2026</w:t>
             </w:r>
           </w:p>
         </w:tc>
@@ -377,7 +439,7 @@
             <w:pPr/>
             <w:r>
               <w:rPr/>
-              <w:t xml:space="preserve">Public concerné</w:t>
+              <w:t xml:space="preserve">Hébergement</w:t>
             </w:r>
           </w:p>
         </w:tc>
@@ -389,7 +451,59 @@
             <w:pPr/>
             <w:r>
               <w:rPr/>
-              <w:t xml:space="preserve">Clients sociétés, agents commerciaux, admins, super root</w:t>
+              <w:t xml:space="preserve">GitHub Pages</w:t>
+            </w:r>
+          </w:p>
+        </w:tc>
+      </w:tr>
+      <w:tr>
+        <w:tc>
+          <w:tcPr>
+            <w:tcW w:w="2600" w:type="dxa"/>
+          </w:tcPr>
+          <w:p>
+            <w:pPr/>
+            <w:r>
+              <w:rPr/>
+              <w:t xml:space="preserve">Backend</w:t>
+            </w:r>
+          </w:p>
+        </w:tc>
+        <w:tc>
+          <w:tcPr>
+            <w:tcW w:w="7000" w:type="dxa"/>
+          </w:tcPr>
+          <w:p>
+            <w:pPr/>
+            <w:r>
+              <w:rPr/>
+              <w:t xml:space="preserve">Supabase Auth + Database + RLS</w:t>
+            </w:r>
+          </w:p>
+        </w:tc>
+      </w:tr>
+      <w:tr>
+        <w:tc>
+          <w:tcPr>
+            <w:tcW w:w="2600" w:type="dxa"/>
+          </w:tcPr>
+          <w:p>
+            <w:pPr/>
+            <w:r>
+              <w:rPr/>
+              <w:t xml:space="preserve">Produit principal</w:t>
+            </w:r>
+          </w:p>
+        </w:tc>
+        <w:tc>
+          <w:tcPr>
+            <w:tcW w:w="7000" w:type="dxa"/>
+          </w:tcPr>
+          <w:p>
+            <w:pPr/>
+            <w:r>
+              <w:rPr/>
+              <w:t xml:space="preserve">FIAFI - huile d’olive extra vierge</w:t>
             </w:r>
           </w:p>
         </w:tc>
@@ -427,7 +541,7 @@
       <w:pPr/>
       <w:r>
         <w:rPr/>
-        <w:t xml:space="preserve">3. Rôles et droits d’accès</w:t>
+        <w:t xml:space="preserve">3. Rôles et droits</w:t>
       </w:r>
     </w:p>
     <w:p>
@@ -441,49 +555,56 @@
       <w:pPr/>
       <w:r>
         <w:rPr/>
-        <w:t xml:space="preserve">5. Commandes, paiements, factures et livraison</w:t>
-      </w:r>
-    </w:p>
-    <w:p>
-      <w:pPr/>
-      <w:r>
-        <w:rPr/>
-        <w:t xml:space="preserve">6. Chat et modération</w:t>
-      </w:r>
-    </w:p>
-    <w:p>
-      <w:pPr/>
-      <w:r>
-        <w:rPr/>
-        <w:t xml:space="preserve">7. Prix personnalisés</w:t>
-      </w:r>
-    </w:p>
-    <w:p>
-      <w:pPr/>
-      <w:r>
-        <w:rPr/>
-        <w:t xml:space="preserve">8. Back-office admin, agent commercial et super root</w:t>
-      </w:r>
-    </w:p>
-    <w:p>
-      <w:pPr/>
-      <w:r>
-        <w:rPr/>
-        <w:t xml:space="preserve">9. Données Supabase et sécurité</w:t>
-      </w:r>
-    </w:p>
-    <w:p>
-      <w:pPr/>
-      <w:r>
-        <w:rPr/>
-        <w:t xml:space="preserve">10. Contraintes, dépendances et déploiement</w:t>
-      </w:r>
-    </w:p>
-    <w:p>
-      <w:pPr/>
-      <w:r>
-        <w:rPr/>
-        <w:t xml:space="preserve">11. Critères d’acceptation</w:t>
+        <w:t xml:space="preserve">5. Agents commerciaux</w:t>
+      </w:r>
+    </w:p>
+    <w:p>
+      <w:pPr/>
+      <w:r>
+        <w:rPr/>
+        <w:t xml:space="preserve">6. Fournisseurs, stock et approvisionnement</w:t>
+      </w:r>
+    </w:p>
+    <w:p>
+      <w:pPr/>
+      <w:r>
+        <w:rPr/>
+        <w:t xml:space="preserve">7. Commandes, paiements, factures et livraison</w:t>
+      </w:r>
+    </w:p>
+    <w:p>
+      <w:pPr/>
+      <w:r>
+        <w:rPr/>
+        <w:t xml:space="preserve">8. Chat, modération et prix personnalisés</w:t>
+      </w:r>
+    </w:p>
+    <w:p>
+      <w:pPr/>
+      <w:r>
+        <w:rPr/>
+        <w:t xml:space="preserve">9. Dashboards</w:t>
+      </w:r>
+    </w:p>
+    <w:p>
+      <w:pPr/>
+      <w:r>
+        <w:rPr/>
+        <w:t xml:space="preserve">10. Données Supabase et sécurité</w:t>
+      </w:r>
+    </w:p>
+    <w:p>
+      <w:pPr/>
+      <w:r>
+        <w:rPr/>
+        <w:t xml:space="preserve">11. Migrations et déploiement</w:t>
+      </w:r>
+    </w:p>
+    <w:p>
+      <w:pPr/>
+      <w:r>
+        <w:rPr/>
+        <w:t xml:space="preserve">12. Critères d’acceptation</w:t>
       </w:r>
     </w:p>
     <w:p>
@@ -505,23 +626,23 @@
         <w:pStyle w:val="ListBullet"/>
       </w:pPr>
       <w:r>
-        <w:t xml:space="preserve">HB Commerce distribue les produits FIAFI, notamment l’huile d’olive extra vierge, auprès de clients professionnels.</w:t>
-      </w:r>
-    </w:p>
-    <w:p>
-      <w:pPr>
-        <w:pStyle w:val="ListBullet"/>
-      </w:pPr>
-      <w:r>
-        <w:t xml:space="preserve">L’objectif est de fournir un site vitrine, un catalogue professionnel, un espace société, un panier, un suivi de commandes, des factures et des dashboards internes.</w:t>
-      </w:r>
-    </w:p>
-    <w:p>
-      <w:pPr>
-        <w:pStyle w:val="ListBullet"/>
-      </w:pPr>
-      <w:r>
-        <w:t xml:space="preserve">La solution repose sur un frontend statique hébergé sur GitHub Pages et un backend Supabase pour l’authentification, les profils, les commandes, le chat et les prix personnalisés.</w:t>
+        <w:t xml:space="preserve">Mettre à disposition une plateforme e-commerce B2B pour HB Commerce.</w:t>
+      </w:r>
+    </w:p>
+    <w:p>
+      <w:pPr>
+        <w:pStyle w:val="ListBullet"/>
+      </w:pPr>
+      <w:r>
+        <w:t xml:space="preserve">Distribuer FIAFI auprès de clients professionnels en France et au Luxembourg.</w:t>
+      </w:r>
+    </w:p>
+    <w:p>
+      <w:pPr>
+        <w:pStyle w:val="ListBullet"/>
+      </w:pPr>
+      <w:r>
+        <w:t xml:space="preserve">Centraliser commandes, prix personnalisés, chat, factures, livraison, fournisseurs et stock.</w:t>
       </w:r>
     </w:p>
     <w:p>
@@ -545,31 +666,39 @@
         <w:pStyle w:val="ListBullet"/>
       </w:pPr>
       <w:r>
-        <w:t xml:space="preserve">Site public : présentation FIAFI, catalogue, brochures France/Luxembourg, inscription et connexion.</w:t>
-      </w:r>
-    </w:p>
-    <w:p>
-      <w:pPr>
-        <w:pStyle w:val="ListBullet"/>
-      </w:pPr>
-      <w:r>
-        <w:t xml:space="preserve">Espace client société : profil, commandes, historique, factures, chat, suivi livraison.</w:t>
-      </w:r>
-    </w:p>
-    <w:p>
-      <w:pPr>
-        <w:pStyle w:val="ListBullet"/>
-      </w:pPr>
-      <w:r>
-        <w:t xml:space="preserve">Dashboard admin : validation commandes, création clients, agents commerciaux, chat, prix clients, suivi livraison.</w:t>
-      </w:r>
-    </w:p>
-    <w:p>
-      <w:pPr>
-        <w:pStyle w:val="ListBullet"/>
-      </w:pPr>
-      <w:r>
-        <w:t xml:space="preserve">Dashboard super root : gestion globale des utilisateurs, rôles, profils, affectation et prix personnalisés.</w:t>
+        <w:t xml:space="preserve">Site vitrine public et catalogue produits.</w:t>
+      </w:r>
+    </w:p>
+    <w:p>
+      <w:pPr>
+        <w:pStyle w:val="ListBullet"/>
+      </w:pPr>
+      <w:r>
+        <w:t xml:space="preserve">Espace client société avec profil, commandes, factures, chat, suivi livraison.</w:t>
+      </w:r>
+    </w:p>
+    <w:p>
+      <w:pPr>
+        <w:pStyle w:val="ListBullet"/>
+      </w:pPr>
+      <w:r>
+        <w:t xml:space="preserve">Dashboard admin et agent commercial.</w:t>
+      </w:r>
+    </w:p>
+    <w:p>
+      <w:pPr>
+        <w:pStyle w:val="ListBullet"/>
+      </w:pPr>
+      <w:r>
+        <w:t xml:space="preserve">Dashboard super root pour rôles, accès et prix.</w:t>
+      </w:r>
+    </w:p>
+    <w:p>
+      <w:pPr>
+        <w:pStyle w:val="ListBullet"/>
+      </w:pPr>
+      <w:r>
+        <w:t xml:space="preserve">Espace fournisseur pour stock et commandes d’approvisionnement.</w:t>
       </w:r>
     </w:p>
     <w:p>
@@ -585,47 +714,47 @@
       </w:pPr>
       <w:r>
         <w:rPr/>
-        <w:t xml:space="preserve">3. Rôles et droits d’accès</w:t>
-      </w:r>
-    </w:p>
-    <w:p>
-      <w:pPr>
-        <w:pStyle w:val="ListBullet"/>
-      </w:pPr>
-      <w:r>
-        <w:t xml:space="preserve">Client : société professionnelle avec SIREN, code TVA, adresse et contact. Accède uniquement à son espace, ses commandes, son chat et ses prix.</w:t>
-      </w:r>
-    </w:p>
-    <w:p>
-      <w:pPr>
-        <w:pStyle w:val="ListBullet"/>
-      </w:pPr>
-      <w:r>
-        <w:t xml:space="preserve">Agent commercial : compte interne HB Commerce. Il gère uniquement les clients qui lui sont assignés, valide leurs commandes, échange par chat et fixe leurs prix.</w:t>
-      </w:r>
-    </w:p>
-    <w:p>
-      <w:pPr>
-        <w:pStyle w:val="ListBullet"/>
-      </w:pPr>
-      <w:r>
-        <w:t xml:space="preserve">Admin : compte interne HB Commerce. Il crée les clients, crée/assigne les agents commerciaux, valide les commandes et modère le chat.</w:t>
-      </w:r>
-    </w:p>
-    <w:p>
-      <w:pPr>
-        <w:pStyle w:val="ListBullet"/>
-      </w:pPr>
-      <w:r>
-        <w:t xml:space="preserve">Super root : compte interne HB Commerce. Il gère tous les profils, rôles, accès, prix clients, agents et admins.</w:t>
-      </w:r>
-    </w:p>
-    <w:p>
-      <w:pPr>
-        <w:pStyle w:val="ListBullet"/>
-      </w:pPr>
-      <w:r>
-        <w:t xml:space="preserve">Un admin ne peut pas créer de super root. Les rôles internes agent, admin et super root sont rattachés à HB Commerce.</w:t>
+        <w:t xml:space="preserve">3. Rôles et droits</w:t>
+      </w:r>
+    </w:p>
+    <w:p>
+      <w:pPr>
+        <w:pStyle w:val="ListBullet"/>
+      </w:pPr>
+      <w:r>
+        <w:t xml:space="preserve">Client : société avec SIREN, TVA, adresse, contact.</w:t>
+      </w:r>
+    </w:p>
+    <w:p>
+      <w:pPr>
+        <w:pStyle w:val="ListBullet"/>
+      </w:pPr>
+      <w:r>
+        <w:t xml:space="preserve">Agent commercial : interne HB Commerce, limité à ses clients assignés.</w:t>
+      </w:r>
+    </w:p>
+    <w:p>
+      <w:pPr>
+        <w:pStyle w:val="ListBullet"/>
+      </w:pPr>
+      <w:r>
+        <w:t xml:space="preserve">Admin : interne HB Commerce, gère clients, agents, commandes, fournisseurs.</w:t>
+      </w:r>
+    </w:p>
+    <w:p>
+      <w:pPr>
+        <w:pStyle w:val="ListBullet"/>
+      </w:pPr>
+      <w:r>
+        <w:t xml:space="preserve">Super root : contrôle global, rôles, profils, prix, accès.</w:t>
+      </w:r>
+    </w:p>
+    <w:p>
+      <w:pPr>
+        <w:pStyle w:val="ListBullet"/>
+      </w:pPr>
+      <w:r>
+        <w:t xml:space="preserve">Fournisseur : accès fournisseur dédié, gestion stock et commandes reçues.</w:t>
       </w:r>
     </w:p>
     <w:p>
@@ -649,31 +778,31 @@
         <w:pStyle w:val="ListBullet"/>
       </w:pPr>
       <w:r>
-        <w:t xml:space="preserve">Le client peut s’inscrire lui-même ou être créé par un admin/super root.</w:t>
-      </w:r>
-    </w:p>
-    <w:p>
-      <w:pPr>
-        <w:pStyle w:val="ListBullet"/>
-      </w:pPr>
-      <w:r>
-        <w:t xml:space="preserve">À la création, le rôle est toujours client et aucun autre choix n’est proposé.</w:t>
-      </w:r>
-    </w:p>
-    <w:p>
-      <w:pPr>
-        <w:pStyle w:val="ListBullet"/>
-      </w:pPr>
-      <w:r>
-        <w:t xml:space="preserve">Les champs obligatoires société incluent : raison sociale, adresse, SIREN, code TVA, contact, e-mail et téléphone.</w:t>
-      </w:r>
-    </w:p>
-    <w:p>
-      <w:pPr>
-        <w:pStyle w:val="ListBullet"/>
-      </w:pPr>
-      <w:r>
-        <w:t xml:space="preserve">Après connexion, le client accède à son espace société, ses commandes, son historique, son chat et ses factures.</w:t>
+        <w:t xml:space="preserve">Inscription publique ou création par admin/super root.</w:t>
+      </w:r>
+    </w:p>
+    <w:p>
+      <w:pPr>
+        <w:pStyle w:val="ListBullet"/>
+      </w:pPr>
+      <w:r>
+        <w:t xml:space="preserve">Création client toujours avec rôle client.</w:t>
+      </w:r>
+    </w:p>
+    <w:p>
+      <w:pPr>
+        <w:pStyle w:val="ListBullet"/>
+      </w:pPr>
+      <w:r>
+        <w:t xml:space="preserve">Prix masqués hors connexion puis personnalisés après connexion.</w:t>
+      </w:r>
+    </w:p>
+    <w:p>
+      <w:pPr>
+        <w:pStyle w:val="ListBullet"/>
+      </w:pPr>
+      <w:r>
+        <w:t xml:space="preserve">Historique complet des commandes, y compris annulées et payées.</w:t>
       </w:r>
     </w:p>
     <w:p>
@@ -689,47 +818,47 @@
       </w:pPr>
       <w:r>
         <w:rPr/>
-        <w:t xml:space="preserve">5. Commandes, paiements, factures et livraison</w:t>
-      </w:r>
-    </w:p>
-    <w:p>
-      <w:pPr>
-        <w:pStyle w:val="ListBullet"/>
-      </w:pPr>
-      <w:r>
-        <w:t xml:space="preserve">Les statuts de commande incluent : en cours de validation, validée, paiement à finaliser, payée, préparation, expédiée, livrée, annulée.</w:t>
-      </w:r>
-    </w:p>
-    <w:p>
-      <w:pPr>
-        <w:pStyle w:val="ListBullet"/>
-      </w:pPr>
-      <w:r>
-        <w:t xml:space="preserve">Toutes les commandes restent visibles dans l’historique, y compris annulées et payées.</w:t>
-      </w:r>
-    </w:p>
-    <w:p>
-      <w:pPr>
-        <w:pStyle w:val="ListBullet"/>
-      </w:pPr>
-      <w:r>
-        <w:t xml:space="preserve">Le client peut télécharger une facture pour chaque commande depuis son espace.</w:t>
-      </w:r>
-    </w:p>
-    <w:p>
-      <w:pPr>
-        <w:pStyle w:val="ListBullet"/>
-      </w:pPr>
-      <w:r>
-        <w:t xml:space="preserve">Après paiement, le suivi livraison peut contenir : statut livraison, transporteur, numéro de suivi, lien de suivi, date estimée, date livrée et notes.</w:t>
-      </w:r>
-    </w:p>
-    <w:p>
-      <w:pPr>
-        <w:pStyle w:val="ListBullet"/>
-      </w:pPr>
-      <w:r>
-        <w:t xml:space="preserve">L’admin ou l’agent assigné met à jour le suivi livraison.</w:t>
+        <w:t xml:space="preserve">5. Agents commerciaux</w:t>
+      </w:r>
+    </w:p>
+    <w:p>
+      <w:pPr>
+        <w:pStyle w:val="ListBullet"/>
+      </w:pPr>
+      <w:r>
+        <w:t xml:space="preserve">Créés par admin ou super root.</w:t>
+      </w:r>
+    </w:p>
+    <w:p>
+      <w:pPr>
+        <w:pStyle w:val="ListBullet"/>
+      </w:pPr>
+      <w:r>
+        <w:t xml:space="preserve">Assignés à un ou plusieurs clients.</w:t>
+      </w:r>
+    </w:p>
+    <w:p>
+      <w:pPr>
+        <w:pStyle w:val="ListBullet"/>
+      </w:pPr>
+      <w:r>
+        <w:t xml:space="preserve">Valident et suivent les commandes de leurs clients.</w:t>
+      </w:r>
+    </w:p>
+    <w:p>
+      <w:pPr>
+        <w:pStyle w:val="ListBullet"/>
+      </w:pPr>
+      <w:r>
+        <w:t xml:space="preserve">Échangent via chat avec leurs clients.</w:t>
+      </w:r>
+    </w:p>
+    <w:p>
+      <w:pPr>
+        <w:pStyle w:val="ListBullet"/>
+      </w:pPr>
+      <w:r>
+        <w:t xml:space="preserve">Fixent les prix personnalisés pour leurs clients assignés.</w:t>
       </w:r>
     </w:p>
     <w:p>
@@ -745,47 +874,47 @@
       </w:pPr>
       <w:r>
         <w:rPr/>
-        <w:t xml:space="preserve">6. Chat et modération</w:t>
-      </w:r>
-    </w:p>
-    <w:p>
-      <w:pPr>
-        <w:pStyle w:val="ListBullet"/>
-      </w:pPr>
-      <w:r>
-        <w:t xml:space="preserve">Le client dispose d’un chat avec HB Commerce dans son espace société.</w:t>
-      </w:r>
-    </w:p>
-    <w:p>
-      <w:pPr>
-        <w:pStyle w:val="ListBullet"/>
-      </w:pPr>
-      <w:r>
-        <w:t xml:space="preserve">L’historique du chat est conservé.</w:t>
-      </w:r>
-    </w:p>
-    <w:p>
-      <w:pPr>
-        <w:pStyle w:val="ListBullet"/>
-      </w:pPr>
-      <w:r>
-        <w:t xml:space="preserve">Les messages client peuvent être en attente, validés ou refusés.</w:t>
-      </w:r>
-    </w:p>
-    <w:p>
-      <w:pPr>
-        <w:pStyle w:val="ListBullet"/>
-      </w:pPr>
-      <w:r>
-        <w:t xml:space="preserve">Un commentaire refusé par l’admin ou l’agent n’est pas visible publiquement dans le fil approuvé.</w:t>
-      </w:r>
-    </w:p>
-    <w:p>
-      <w:pPr>
-        <w:pStyle w:val="ListBullet"/>
-      </w:pPr>
-      <w:r>
-        <w:t xml:space="preserve">L’agent commercial peut échanger uniquement avec ses clients assignés.</w:t>
+        <w:t xml:space="preserve">6. Fournisseurs, stock et approvisionnement</w:t>
+      </w:r>
+    </w:p>
+    <w:p>
+      <w:pPr>
+        <w:pStyle w:val="ListBullet"/>
+      </w:pPr>
+      <w:r>
+        <w:t xml:space="preserve">Gestion des fournisseurs dans le dashboard admin/super root.</w:t>
+      </w:r>
+    </w:p>
+    <w:p>
+      <w:pPr>
+        <w:pStyle w:val="ListBullet"/>
+      </w:pPr>
+      <w:r>
+        <w:t xml:space="preserve">Chaque produit peut être rattaché à un fournisseur.</w:t>
+      </w:r>
+    </w:p>
+    <w:p>
+      <w:pPr>
+        <w:pStyle w:val="ListBullet"/>
+      </w:pPr>
+      <w:r>
+        <w:t xml:space="preserve">Un fournisseur peut avoir un compte supplier et accéder à supplier.html.</w:t>
+      </w:r>
+    </w:p>
+    <w:p>
+      <w:pPr>
+        <w:pStyle w:val="ListBullet"/>
+      </w:pPr>
+      <w:r>
+        <w:t xml:space="preserve">Le fournisseur met à jour stock, stock réservé et délai fournisseur.</w:t>
+      </w:r>
+    </w:p>
+    <w:p>
+      <w:pPr>
+        <w:pStyle w:val="ListBullet"/>
+      </w:pPr>
+      <w:r>
+        <w:t xml:space="preserve">HB Commerce crée des commandes d’approvisionnement vers les fournisseurs.</w:t>
       </w:r>
     </w:p>
     <w:p>
@@ -801,39 +930,39 @@
       </w:pPr>
       <w:r>
         <w:rPr/>
-        <w:t xml:space="preserve">7. Prix personnalisés</w:t>
-      </w:r>
-    </w:p>
-    <w:p>
-      <w:pPr>
-        <w:pStyle w:val="ListBullet"/>
-      </w:pPr>
-      <w:r>
-        <w:t xml:space="preserve">Les prix publics sont masqués hors connexion et affichés en xx.</w:t>
-      </w:r>
-    </w:p>
-    <w:p>
-      <w:pPr>
-        <w:pStyle w:val="ListBullet"/>
-      </w:pPr>
-      <w:r>
-        <w:t xml:space="preserve">Une fois connecté, le client voit ses prix personnalisés si configurés.</w:t>
-      </w:r>
-    </w:p>
-    <w:p>
-      <w:pPr>
-        <w:pStyle w:val="ListBullet"/>
-      </w:pPr>
-      <w:r>
-        <w:t xml:space="preserve">Le super root, l’admin et l’agent assigné peuvent fixer des prix personnalisés selon leurs droits.</w:t>
-      </w:r>
-    </w:p>
-    <w:p>
-      <w:pPr>
-        <w:pStyle w:val="ListBullet"/>
-      </w:pPr>
-      <w:r>
-        <w:t xml:space="preserve">Les prix personnalisés s’appliquent au catalogue, au panier, au checkout et aux commandes.</w:t>
+        <w:t xml:space="preserve">7. Commandes, paiements, factures et livraison</w:t>
+      </w:r>
+    </w:p>
+    <w:p>
+      <w:pPr>
+        <w:pStyle w:val="ListBullet"/>
+      </w:pPr>
+      <w:r>
+        <w:t xml:space="preserve">Statuts commande : en cours de validation, validée, paiement à finaliser, payée, préparation, expédiée, livrée, annulée.</w:t>
+      </w:r>
+    </w:p>
+    <w:p>
+      <w:pPr>
+        <w:pStyle w:val="ListBullet"/>
+      </w:pPr>
+      <w:r>
+        <w:t xml:space="preserve">Facture téléchargeable par commande dans l’espace client.</w:t>
+      </w:r>
+    </w:p>
+    <w:p>
+      <w:pPr>
+        <w:pStyle w:val="ListBullet"/>
+      </w:pPr>
+      <w:r>
+        <w:t xml:space="preserve">Suivi livraison : transporteur, numéro, lien, date estimée, date livrée, notes.</w:t>
+      </w:r>
+    </w:p>
+    <w:p>
+      <w:pPr>
+        <w:pStyle w:val="ListBullet"/>
+      </w:pPr>
+      <w:r>
+        <w:t xml:space="preserve">Le délai client dépend du stock disponible et du délai fournisseur.</w:t>
       </w:r>
     </w:p>
     <w:p>
@@ -849,39 +978,39 @@
       </w:pPr>
       <w:r>
         <w:rPr/>
-        <w:t xml:space="preserve">8. Back-office admin, agent commercial et super root</w:t>
-      </w:r>
-    </w:p>
-    <w:p>
-      <w:pPr>
-        <w:pStyle w:val="ListBullet"/>
-      </w:pPr>
-      <w:r>
-        <w:t xml:space="preserve">Le dashboard admin permet de gérer les produits, commandes, clients, agents commerciaux, prix clients, chat et suivi livraison.</w:t>
-      </w:r>
-    </w:p>
-    <w:p>
-      <w:pPr>
-        <w:pStyle w:val="ListBullet"/>
-      </w:pPr>
-      <w:r>
-        <w:t xml:space="preserve">Le dashboard agent commercial reprend les fonctions limitées à ses clients assignés.</w:t>
-      </w:r>
-    </w:p>
-    <w:p>
-      <w:pPr>
-        <w:pStyle w:val="ListBullet"/>
-      </w:pPr>
-      <w:r>
-        <w:t xml:space="preserve">Le dashboard super root permet de modifier les utilisateurs, attribuer les rôles, gérer les prix et superviser les accès.</w:t>
-      </w:r>
-    </w:p>
-    <w:p>
-      <w:pPr>
-        <w:pStyle w:val="ListBullet"/>
-      </w:pPr>
-      <w:r>
-        <w:t xml:space="preserve">Après connexion : super root est redirigé vers super-root.html, admin et agent vers admin.html, client vers compte.html.</w:t>
+        <w:t xml:space="preserve">8. Chat, modération et prix personnalisés</w:t>
+      </w:r>
+    </w:p>
+    <w:p>
+      <w:pPr>
+        <w:pStyle w:val="ListBullet"/>
+      </w:pPr>
+      <w:r>
+        <w:t xml:space="preserve">Chat société avec historique.</w:t>
+      </w:r>
+    </w:p>
+    <w:p>
+      <w:pPr>
+        <w:pStyle w:val="ListBullet"/>
+      </w:pPr>
+      <w:r>
+        <w:t xml:space="preserve">Commentaires clients validables/refusables.</w:t>
+      </w:r>
+    </w:p>
+    <w:p>
+      <w:pPr>
+        <w:pStyle w:val="ListBullet"/>
+      </w:pPr>
+      <w:r>
+        <w:t xml:space="preserve">Prix personnalisés par client et produit.</w:t>
+      </w:r>
+    </w:p>
+    <w:p>
+      <w:pPr>
+        <w:pStyle w:val="ListBullet"/>
+      </w:pPr>
+      <w:r>
+        <w:t xml:space="preserve">Admin/super root/agent assigné peuvent fixer les prix selon leurs droits.</w:t>
       </w:r>
     </w:p>
     <w:p>
@@ -897,39 +1026,39 @@
       </w:pPr>
       <w:r>
         <w:rPr/>
-        <w:t xml:space="preserve">9. Données Supabase et sécurité</w:t>
-      </w:r>
-    </w:p>
-    <w:p>
-      <w:pPr>
-        <w:pStyle w:val="ListBullet"/>
-      </w:pPr>
-      <w:r>
-        <w:t xml:space="preserve">Supabase gère l’authentification, les profils, les produits, commandes, lignes de commande, prix personnalisés et messages de chat.</w:t>
-      </w:r>
-    </w:p>
-    <w:p>
-      <w:pPr>
-        <w:pStyle w:val="ListBullet"/>
-      </w:pPr>
-      <w:r>
-        <w:t xml:space="preserve">Les politiques RLS limitent l’accès client à ses propres données.</w:t>
-      </w:r>
-    </w:p>
-    <w:p>
-      <w:pPr>
-        <w:pStyle w:val="ListBullet"/>
-      </w:pPr>
-      <w:r>
-        <w:t xml:space="preserve">Les agents commerciaux sont limités aux clients assignés via commercial_agent_id.</w:t>
-      </w:r>
-    </w:p>
-    <w:p>
-      <w:pPr>
-        <w:pStyle w:val="ListBullet"/>
-      </w:pPr>
-      <w:r>
-        <w:t xml:space="preserve">Le super root peut gérer les rôles. Les promotions initiales peuvent nécessiter une exécution SQL contrôlée.</w:t>
+        <w:t xml:space="preserve">9. Dashboards</w:t>
+      </w:r>
+    </w:p>
+    <w:p>
+      <w:pPr>
+        <w:pStyle w:val="ListBullet"/>
+      </w:pPr>
+      <w:r>
+        <w:t xml:space="preserve">super-root.html : gestion globale, rôles, profils, prix.</w:t>
+      </w:r>
+    </w:p>
+    <w:p>
+      <w:pPr>
+        <w:pStyle w:val="ListBullet"/>
+      </w:pPr>
+      <w:r>
+        <w:t xml:space="preserve">admin.html : produits, fournisseurs, clients, agents, commandes, chat, prix, livraison.</w:t>
+      </w:r>
+    </w:p>
+    <w:p>
+      <w:pPr>
+        <w:pStyle w:val="ListBullet"/>
+      </w:pPr>
+      <w:r>
+        <w:t xml:space="preserve">supplier.html : stock fournisseur et commandes reçues.</w:t>
+      </w:r>
+    </w:p>
+    <w:p>
+      <w:pPr>
+        <w:pStyle w:val="ListBullet"/>
+      </w:pPr>
+      <w:r>
+        <w:t xml:space="preserve">compte.html : espace client société.</w:t>
       </w:r>
     </w:p>
     <w:p>
@@ -945,39 +1074,39 @@
       </w:pPr>
       <w:r>
         <w:rPr/>
-        <w:t xml:space="preserve">10. Contraintes, dépendances et déploiement</w:t>
-      </w:r>
-    </w:p>
-    <w:p>
-      <w:pPr>
-        <w:pStyle w:val="ListBullet"/>
-      </w:pPr>
-      <w:r>
-        <w:t xml:space="preserve">Frontend statique HTML/CSS/JS hébergé via GitHub Pages.</w:t>
-      </w:r>
-    </w:p>
-    <w:p>
-      <w:pPr>
-        <w:pStyle w:val="ListBullet"/>
-      </w:pPr>
-      <w:r>
-        <w:t xml:space="preserve">Backend Supabase requis et configuré dans js/config.js.</w:t>
-      </w:r>
-    </w:p>
-    <w:p>
-      <w:pPr>
-        <w:pStyle w:val="ListBullet"/>
-      </w:pPr>
-      <w:r>
-        <w:t xml:space="preserve">Les migrations SQL doivent être exécutées dans Supabase SQL Editor lors de l’ajout de nouveaux champs ou policies.</w:t>
-      </w:r>
-    </w:p>
-    <w:p>
-      <w:pPr>
-        <w:pStyle w:val="ListBullet"/>
-      </w:pPr>
-      <w:r>
-        <w:t xml:space="preserve">Les redirections Supabase Auth doivent pointer vers l’URL GitHub Pages de production.</w:t>
+        <w:t xml:space="preserve">10. Données Supabase et sécurité</w:t>
+      </w:r>
+    </w:p>
+    <w:p>
+      <w:pPr>
+        <w:pStyle w:val="ListBullet"/>
+      </w:pPr>
+      <w:r>
+        <w:t xml:space="preserve">RLS Supabase pour isoler client, fournisseur et agent.</w:t>
+      </w:r>
+    </w:p>
+    <w:p>
+      <w:pPr>
+        <w:pStyle w:val="ListBullet"/>
+      </w:pPr>
+      <w:r>
+        <w:t xml:space="preserve">commercial_agent_id limite l’agent à ses clients.</w:t>
+      </w:r>
+    </w:p>
+    <w:p>
+      <w:pPr>
+        <w:pStyle w:val="ListBullet"/>
+      </w:pPr>
+      <w:r>
+        <w:t xml:space="preserve">supplier_id relie fournisseur et produits/stock.</w:t>
+      </w:r>
+    </w:p>
+    <w:p>
+      <w:pPr>
+        <w:pStyle w:val="ListBullet"/>
+      </w:pPr>
+      <w:r>
+        <w:t xml:space="preserve">Migrations SQL documentées dans le dossier supabase.</w:t>
       </w:r>
     </w:p>
     <w:p>
@@ -993,63 +1122,39 @@
       </w:pPr>
       <w:r>
         <w:rPr/>
-        <w:t xml:space="preserve">11. Critères d’acceptation</w:t>
-      </w:r>
-    </w:p>
-    <w:p>
-      <w:pPr>
-        <w:pStyle w:val="ListBullet"/>
-      </w:pPr>
-      <w:r>
-        <w:t xml:space="preserve">Un client créé est toujours client et dispose des champs société obligatoires.</w:t>
-      </w:r>
-    </w:p>
-    <w:p>
-      <w:pPr>
-        <w:pStyle w:val="ListBullet"/>
-      </w:pPr>
-      <w:r>
-        <w:t xml:space="preserve">Un admin ne peut pas créer de super root.</w:t>
-      </w:r>
-    </w:p>
-    <w:p>
-      <w:pPr>
-        <w:pStyle w:val="ListBullet"/>
-      </w:pPr>
-      <w:r>
-        <w:t xml:space="preserve">Un agent commercial voit uniquement ses clients assignés.</w:t>
-      </w:r>
-    </w:p>
-    <w:p>
-      <w:pPr>
-        <w:pStyle w:val="ListBullet"/>
-      </w:pPr>
-      <w:r>
-        <w:t xml:space="preserve">Le client peut télécharger ses factures et consulter tout son historique.</w:t>
-      </w:r>
-    </w:p>
-    <w:p>
-      <w:pPr>
-        <w:pStyle w:val="ListBullet"/>
-      </w:pPr>
-      <w:r>
-        <w:t xml:space="preserve">Le suivi livraison est visible côté client et modifiable côté back-office.</w:t>
-      </w:r>
-    </w:p>
-    <w:p>
-      <w:pPr>
-        <w:pStyle w:val="ListBullet"/>
-      </w:pPr>
-      <w:r>
-        <w:t xml:space="preserve">Les prix personnalisés sont appliqués aux clients connectés.</w:t>
-      </w:r>
-    </w:p>
-    <w:p>
-      <w:pPr>
-        <w:pStyle w:val="ListBullet"/>
-      </w:pPr>
-      <w:r>
-        <w:t xml:space="preserve">Le chat conserve l’historique et respecte la modération.</w:t>
+        <w:t xml:space="preserve">11. Migrations et déploiement</w:t>
+      </w:r>
+    </w:p>
+    <w:p>
+      <w:pPr>
+        <w:pStyle w:val="ListBullet"/>
+      </w:pPr>
+      <w:r>
+        <w:t xml:space="preserve">Déploiement frontend : GitHub Pages.</w:t>
+      </w:r>
+    </w:p>
+    <w:p>
+      <w:pPr>
+        <w:pStyle w:val="ListBullet"/>
+      </w:pPr>
+      <w:r>
+        <w:t xml:space="preserve">Backend : Supabase SQL Editor pour migrations.</w:t>
+      </w:r>
+    </w:p>
+    <w:p>
+      <w:pPr>
+        <w:pStyle w:val="ListBullet"/>
+      </w:pPr>
+      <w:r>
+        <w:t xml:space="preserve">Configurer Auth Redirect URLs vers GitHub Pages.</w:t>
+      </w:r>
+    </w:p>
+    <w:p>
+      <w:pPr>
+        <w:pStyle w:val="ListBullet"/>
+      </w:pPr>
+      <w:r>
+        <w:t xml:space="preserve">Promouvoir le compte principal en super_root après migration.</w:t>
       </w:r>
     </w:p>
     <w:p>
@@ -1065,7 +1170,71 @@
       </w:pPr>
       <w:r>
         <w:rPr/>
-        <w:t xml:space="preserve">Annexe - Migrations Supabase principales</w:t>
+        <w:t xml:space="preserve">12. Critères d’acceptation</w:t>
+      </w:r>
+    </w:p>
+    <w:p>
+      <w:pPr>
+        <w:pStyle w:val="ListBullet"/>
+      </w:pPr>
+      <w:r>
+        <w:t xml:space="preserve">Un client créé est toujours client.</w:t>
+      </w:r>
+    </w:p>
+    <w:p>
+      <w:pPr>
+        <w:pStyle w:val="ListBullet"/>
+      </w:pPr>
+      <w:r>
+        <w:t xml:space="preserve">Admin ne peut pas créer de super root.</w:t>
+      </w:r>
+    </w:p>
+    <w:p>
+      <w:pPr>
+        <w:pStyle w:val="ListBullet"/>
+      </w:pPr>
+      <w:r>
+        <w:t xml:space="preserve">Agent ne voit que ses clients.</w:t>
+      </w:r>
+    </w:p>
+    <w:p>
+      <w:pPr>
+        <w:pStyle w:val="ListBullet"/>
+      </w:pPr>
+      <w:r>
+        <w:t xml:space="preserve">Fournisseur ne voit que son espace et son stock.</w:t>
+      </w:r>
+    </w:p>
+    <w:p>
+      <w:pPr>
+        <w:pStyle w:val="ListBullet"/>
+      </w:pPr>
+      <w:r>
+        <w:t xml:space="preserve">Facture téléchargeable depuis chaque commande.</w:t>
+      </w:r>
+    </w:p>
+    <w:p>
+      <w:pPr>
+        <w:pStyle w:val="ListBullet"/>
+      </w:pPr>
+      <w:r>
+        <w:t xml:space="preserve">Livraison et dates de suivi visibles côté client.</w:t>
+      </w:r>
+    </w:p>
+    <w:p>
+      <w:pPr/>
+      <w:r>
+        <w:rPr/>
+        <w:t xml:space="preserve"/>
+      </w:r>
+    </w:p>
+    <w:p>
+      <w:pPr>
+        <w:pStyle w:val="Heading1"/>
+      </w:pPr>
+      <w:r>
+        <w:rPr/>
+        <w:t xml:space="preserve">Annexe - Scripts SQL à exécuter</w:t>
       </w:r>
     </w:p>
     <w:p>
@@ -1098,6 +1267,14 @@
       </w:pPr>
       <w:r>
         <w:t xml:space="preserve">supabase/migration-order-delivery-tracking.sql</w:t>
+      </w:r>
+    </w:p>
+    <w:p>
+      <w:pPr>
+        <w:pStyle w:val="ListBullet"/>
+      </w:pPr>
+      <w:r>
+        <w:t xml:space="preserve">supabase/migration-suppliers.sql</w:t>
       </w:r>
     </w:p>
     <w:sectPr>
@@ -1155,19 +1332,16 @@
     <w:name w:val="Normal"/>
     <w:rPr>
       <w:sz w:val="22"/>
-      <w:font w:val="Arial"/>
+      <w:rFonts w:ascii="Arial" w:hAnsi="Arial"/>
     </w:rPr>
   </w:style>
   <w:style w:type="paragraph" w:styleId="Title">
     <w:name w:val="Title"/>
     <w:rPr>
       <w:b/>
-      <w:sz w:val="40"/>
+      <w:sz w:val="42"/>
       <w:color w:val="0F3D32"/>
     </w:rPr>
-    <w:pPr>
-      <w:spacing w:after="240"/>
-    </w:pPr>
   </w:style>
   <w:style w:type="paragraph" w:styleId="Subtitle">
     <w:name w:val="Subtitle"/>
@@ -1178,7 +1352,6 @@
   </w:style>
   <w:style w:type="paragraph" w:styleId="Heading1">
     <w:name w:val="heading 1"/>
-    <w:basedOn w:val="Normal"/>
     <w:pPr>
       <w:spacing w:before="360" w:after="160"/>
     </w:pPr>
@@ -1190,7 +1363,6 @@
   </w:style>
   <w:style w:type="paragraph" w:styleId="ListBullet">
     <w:name w:val="List Bullet"/>
-    <w:basedOn w:val="Normal"/>
     <w:pPr>
       <w:ind w:left="720" w:hanging="360"/>
     </w:pPr>

--- a/docs/cahier-des-charges-hb-commerce.docx
+++ b/docs/cahier-des-charges-hb-commerce.docx
@@ -47,7 +47,7 @@
       <w:pPr/>
       <w:r>
         <w:rPr/>
-        <w:t xml:space="preserve">Dernière modification : mise à jour fournisseurs, stock, factures, livraison, agents commerciaux</w:t>
+        <w:t xml:space="preserve">Dernière modification : création unifiée sociétés/utilisateurs internes, fournisseurs, stock, factures et livraison</w:t>
       </w:r>
     </w:p>
     <w:p>
@@ -260,7 +260,69 @@
             <w:pPr/>
             <w:r>
               <w:rPr/>
-              <w:t xml:space="preserve">Ajout gestion fournisseurs, espace fournisseur, stock, commandes fournisseur, factures et suivi livraison</w:t>
+              <w:t xml:space="preserve">Ajout agents, fournisseurs, stock, factures, livraison</w:t>
+            </w:r>
+          </w:p>
+        </w:tc>
+        <w:tc>
+          <w:tcPr>
+            <w:tcW w:w="1500" w:type="dxa"/>
+          </w:tcPr>
+          <w:p>
+            <w:pPr/>
+            <w:r>
+              <w:rPr/>
+              <w:t xml:space="preserve">Réalisé</w:t>
+            </w:r>
+          </w:p>
+        </w:tc>
+      </w:tr>
+      <w:tr>
+        <w:tc>
+          <w:tcPr>
+            <w:tcW w:w="1000" w:type="dxa"/>
+          </w:tcPr>
+          <w:p>
+            <w:pPr/>
+            <w:r>
+              <w:rPr/>
+              <w:t xml:space="preserve">1.2</w:t>
+            </w:r>
+          </w:p>
+        </w:tc>
+        <w:tc>
+          <w:tcPr>
+            <w:tcW w:w="1400" w:type="dxa"/>
+          </w:tcPr>
+          <w:p>
+            <w:pPr/>
+            <w:r>
+              <w:rPr/>
+              <w:t xml:space="preserve">18/06/2026</w:t>
+            </w:r>
+          </w:p>
+        </w:tc>
+        <w:tc>
+          <w:tcPr>
+            <w:tcW w:w="2100" w:type="dxa"/>
+          </w:tcPr>
+          <w:p>
+            <w:pPr/>
+            <w:r>
+              <w:rPr/>
+              <w:t xml:space="preserve">Cursor Cloud Agent</w:t>
+            </w:r>
+          </w:p>
+        </w:tc>
+        <w:tc>
+          <w:tcPr>
+            <w:tcW w:w="4700" w:type="dxa"/>
+          </w:tcPr>
+          <w:p>
+            <w:pPr/>
+            <w:r>
+              <w:rPr/>
+              <w:t xml:space="preserve">Création unifiée société client/fournisseur et utilisateurs internes HB Commerce</w:t>
             </w:r>
           </w:p>
         </w:tc>
@@ -491,7 +553,7 @@
             <w:pPr/>
             <w:r>
               <w:rPr/>
-              <w:t xml:space="preserve">Produit principal</w:t>
+              <w:t xml:space="preserve">Document</w:t>
             </w:r>
           </w:p>
         </w:tc>
@@ -503,7 +565,7 @@
             <w:pPr/>
             <w:r>
               <w:rPr/>
-              <w:t xml:space="preserve">FIAFI - huile d’olive extra vierge</w:t>
+              <w:t xml:space="preserve">Cahier des charges fonctionnel et technique</w:t>
             </w:r>
           </w:p>
         </w:tc>
@@ -548,63 +610,70 @@
       <w:pPr/>
       <w:r>
         <w:rPr/>
-        <w:t xml:space="preserve">4. Parcours client société</w:t>
-      </w:r>
-    </w:p>
-    <w:p>
-      <w:pPr/>
-      <w:r>
-        <w:rPr/>
-        <w:t xml:space="preserve">5. Agents commerciaux</w:t>
-      </w:r>
-    </w:p>
-    <w:p>
-      <w:pPr/>
-      <w:r>
-        <w:rPr/>
-        <w:t xml:space="preserve">6. Fournisseurs, stock et approvisionnement</w:t>
-      </w:r>
-    </w:p>
-    <w:p>
-      <w:pPr/>
-      <w:r>
-        <w:rPr/>
-        <w:t xml:space="preserve">7. Commandes, paiements, factures et livraison</w:t>
-      </w:r>
-    </w:p>
-    <w:p>
-      <w:pPr/>
-      <w:r>
-        <w:rPr/>
-        <w:t xml:space="preserve">8. Chat, modération et prix personnalisés</w:t>
-      </w:r>
-    </w:p>
-    <w:p>
-      <w:pPr/>
-      <w:r>
-        <w:rPr/>
-        <w:t xml:space="preserve">9. Dashboards</w:t>
-      </w:r>
-    </w:p>
-    <w:p>
-      <w:pPr/>
-      <w:r>
-        <w:rPr/>
-        <w:t xml:space="preserve">10. Données Supabase et sécurité</w:t>
-      </w:r>
-    </w:p>
-    <w:p>
-      <w:pPr/>
-      <w:r>
-        <w:rPr/>
-        <w:t xml:space="preserve">11. Migrations et déploiement</w:t>
-      </w:r>
-    </w:p>
-    <w:p>
-      <w:pPr/>
-      <w:r>
-        <w:rPr/>
-        <w:t xml:space="preserve">12. Critères d’acceptation</w:t>
+        <w:t xml:space="preserve">4. Création des sociétés et utilisateurs internes</w:t>
+      </w:r>
+    </w:p>
+    <w:p>
+      <w:pPr/>
+      <w:r>
+        <w:rPr/>
+        <w:t xml:space="preserve">5. Parcours client société</w:t>
+      </w:r>
+    </w:p>
+    <w:p>
+      <w:pPr/>
+      <w:r>
+        <w:rPr/>
+        <w:t xml:space="preserve">6. Agents commerciaux</w:t>
+      </w:r>
+    </w:p>
+    <w:p>
+      <w:pPr/>
+      <w:r>
+        <w:rPr/>
+        <w:t xml:space="preserve">7. Fournisseurs, stock et approvisionnement</w:t>
+      </w:r>
+    </w:p>
+    <w:p>
+      <w:pPr/>
+      <w:r>
+        <w:rPr/>
+        <w:t xml:space="preserve">8. Commandes, paiements, factures et livraison</w:t>
+      </w:r>
+    </w:p>
+    <w:p>
+      <w:pPr/>
+      <w:r>
+        <w:rPr/>
+        <w:t xml:space="preserve">9. Chat, modération et prix personnalisés</w:t>
+      </w:r>
+    </w:p>
+    <w:p>
+      <w:pPr/>
+      <w:r>
+        <w:rPr/>
+        <w:t xml:space="preserve">10. Dashboards</w:t>
+      </w:r>
+    </w:p>
+    <w:p>
+      <w:pPr/>
+      <w:r>
+        <w:rPr/>
+        <w:t xml:space="preserve">11. Données Supabase et sécurité</w:t>
+      </w:r>
+    </w:p>
+    <w:p>
+      <w:pPr/>
+      <w:r>
+        <w:rPr/>
+        <w:t xml:space="preserve">12. Migrations et déploiement</w:t>
+      </w:r>
+    </w:p>
+    <w:p>
+      <w:pPr/>
+      <w:r>
+        <w:rPr/>
+        <w:t xml:space="preserve">13. Critères d’acceptation</w:t>
       </w:r>
     </w:p>
     <w:p>
@@ -626,23 +695,23 @@
         <w:pStyle w:val="ListBullet"/>
       </w:pPr>
       <w:r>
-        <w:t xml:space="preserve">Mettre à disposition une plateforme e-commerce B2B pour HB Commerce.</w:t>
-      </w:r>
-    </w:p>
-    <w:p>
-      <w:pPr>
-        <w:pStyle w:val="ListBullet"/>
-      </w:pPr>
-      <w:r>
-        <w:t xml:space="preserve">Distribuer FIAFI auprès de clients professionnels en France et au Luxembourg.</w:t>
-      </w:r>
-    </w:p>
-    <w:p>
-      <w:pPr>
-        <w:pStyle w:val="ListBullet"/>
-      </w:pPr>
-      <w:r>
-        <w:t xml:space="preserve">Centraliser commandes, prix personnalisés, chat, factures, livraison, fournisseurs et stock.</w:t>
+        <w:t xml:space="preserve">Plateforme B2B pour la distribution des produits FIAFI par HB Commerce.</w:t>
+      </w:r>
+    </w:p>
+    <w:p>
+      <w:pPr>
+        <w:pStyle w:val="ListBullet"/>
+      </w:pPr>
+      <w:r>
+        <w:t xml:space="preserve">Centraliser catalogue, commandes, clients, fournisseurs, stock, prix personnalisés, factures et livraison.</w:t>
+      </w:r>
+    </w:p>
+    <w:p>
+      <w:pPr>
+        <w:pStyle w:val="ListBullet"/>
+      </w:pPr>
+      <w:r>
+        <w:t xml:space="preserve">Assurer un back-office par rôle avec droits séparés.</w:t>
       </w:r>
     </w:p>
     <w:p>
@@ -666,39 +735,47 @@
         <w:pStyle w:val="ListBullet"/>
       </w:pPr>
       <w:r>
-        <w:t xml:space="preserve">Site vitrine public et catalogue produits.</w:t>
-      </w:r>
-    </w:p>
-    <w:p>
-      <w:pPr>
-        <w:pStyle w:val="ListBullet"/>
-      </w:pPr>
-      <w:r>
-        <w:t xml:space="preserve">Espace client société avec profil, commandes, factures, chat, suivi livraison.</w:t>
-      </w:r>
-    </w:p>
-    <w:p>
-      <w:pPr>
-        <w:pStyle w:val="ListBullet"/>
-      </w:pPr>
-      <w:r>
-        <w:t xml:space="preserve">Dashboard admin et agent commercial.</w:t>
-      </w:r>
-    </w:p>
-    <w:p>
-      <w:pPr>
-        <w:pStyle w:val="ListBullet"/>
-      </w:pPr>
-      <w:r>
-        <w:t xml:space="preserve">Dashboard super root pour rôles, accès et prix.</w:t>
-      </w:r>
-    </w:p>
-    <w:p>
-      <w:pPr>
-        <w:pStyle w:val="ListBullet"/>
-      </w:pPr>
-      <w:r>
-        <w:t xml:space="preserve">Espace fournisseur pour stock et commandes d’approvisionnement.</w:t>
+        <w:t xml:space="preserve">Site public et catalogue professionnel.</w:t>
+      </w:r>
+    </w:p>
+    <w:p>
+      <w:pPr>
+        <w:pStyle w:val="ListBullet"/>
+      </w:pPr>
+      <w:r>
+        <w:t xml:space="preserve">Espace client société.</w:t>
+      </w:r>
+    </w:p>
+    <w:p>
+      <w:pPr>
+        <w:pStyle w:val="ListBullet"/>
+      </w:pPr>
+      <w:r>
+        <w:t xml:space="preserve">Dashboard admin / agent commercial.</w:t>
+      </w:r>
+    </w:p>
+    <w:p>
+      <w:pPr>
+        <w:pStyle w:val="ListBullet"/>
+      </w:pPr>
+      <w:r>
+        <w:t xml:space="preserve">Dashboard super root.</w:t>
+      </w:r>
+    </w:p>
+    <w:p>
+      <w:pPr>
+        <w:pStyle w:val="ListBullet"/>
+      </w:pPr>
+      <w:r>
+        <w:t xml:space="preserve">Espace fournisseur.</w:t>
+      </w:r>
+    </w:p>
+    <w:p>
+      <w:pPr>
+        <w:pStyle w:val="ListBullet"/>
+      </w:pPr>
+      <w:r>
+        <w:t xml:space="preserve">Documents Word et PowerPoint de présentation.</w:t>
       </w:r>
     </w:p>
     <w:p>
@@ -722,39 +799,47 @@
         <w:pStyle w:val="ListBullet"/>
       </w:pPr>
       <w:r>
-        <w:t xml:space="preserve">Client : société avec SIREN, TVA, adresse, contact.</w:t>
-      </w:r>
-    </w:p>
-    <w:p>
-      <w:pPr>
-        <w:pStyle w:val="ListBullet"/>
-      </w:pPr>
-      <w:r>
-        <w:t xml:space="preserve">Agent commercial : interne HB Commerce, limité à ses clients assignés.</w:t>
-      </w:r>
-    </w:p>
-    <w:p>
-      <w:pPr>
-        <w:pStyle w:val="ListBullet"/>
-      </w:pPr>
-      <w:r>
-        <w:t xml:space="preserve">Admin : interne HB Commerce, gère clients, agents, commandes, fournisseurs.</w:t>
-      </w:r>
-    </w:p>
-    <w:p>
-      <w:pPr>
-        <w:pStyle w:val="ListBullet"/>
-      </w:pPr>
-      <w:r>
-        <w:t xml:space="preserve">Super root : contrôle global, rôles, profils, prix, accès.</w:t>
-      </w:r>
-    </w:p>
-    <w:p>
-      <w:pPr>
-        <w:pStyle w:val="ListBullet"/>
-      </w:pPr>
-      <w:r>
-        <w:t xml:space="preserve">Fournisseur : accès fournisseur dédié, gestion stock et commandes reçues.</w:t>
+        <w:t xml:space="preserve">Société en attente : inscription en ligne en attente d’affectation.</w:t>
+      </w:r>
+    </w:p>
+    <w:p>
+      <w:pPr>
+        <w:pStyle w:val="ListBullet"/>
+      </w:pPr>
+      <w:r>
+        <w:t xml:space="preserve">Client : société acheteuse.</w:t>
+      </w:r>
+    </w:p>
+    <w:p>
+      <w:pPr>
+        <w:pStyle w:val="ListBullet"/>
+      </w:pPr>
+      <w:r>
+        <w:t xml:space="preserve">Fournisseur : société fournisseur avec espace stock.</w:t>
+      </w:r>
+    </w:p>
+    <w:p>
+      <w:pPr>
+        <w:pStyle w:val="ListBullet"/>
+      </w:pPr>
+      <w:r>
+        <w:t xml:space="preserve">Agent commercial : interne HB Commerce, portefeuille clients assignés.</w:t>
+      </w:r>
+    </w:p>
+    <w:p>
+      <w:pPr>
+        <w:pStyle w:val="ListBullet"/>
+      </w:pPr>
+      <w:r>
+        <w:t xml:space="preserve">Admin : interne HB Commerce, gestion opérationnelle.</w:t>
+      </w:r>
+    </w:p>
+    <w:p>
+      <w:pPr>
+        <w:pStyle w:val="ListBullet"/>
+      </w:pPr>
+      <w:r>
+        <w:t xml:space="preserve">Super root : gouvernance globale.</w:t>
       </w:r>
     </w:p>
     <w:p>
@@ -770,39 +855,55 @@
       </w:pPr>
       <w:r>
         <w:rPr/>
-        <w:t xml:space="preserve">4. Parcours client société</w:t>
-      </w:r>
-    </w:p>
-    <w:p>
-      <w:pPr>
-        <w:pStyle w:val="ListBullet"/>
-      </w:pPr>
-      <w:r>
-        <w:t xml:space="preserve">Inscription publique ou création par admin/super root.</w:t>
-      </w:r>
-    </w:p>
-    <w:p>
-      <w:pPr>
-        <w:pStyle w:val="ListBullet"/>
-      </w:pPr>
-      <w:r>
-        <w:t xml:space="preserve">Création client toujours avec rôle client.</w:t>
-      </w:r>
-    </w:p>
-    <w:p>
-      <w:pPr>
-        <w:pStyle w:val="ListBullet"/>
-      </w:pPr>
-      <w:r>
-        <w:t xml:space="preserve">Prix masqués hors connexion puis personnalisés après connexion.</w:t>
-      </w:r>
-    </w:p>
-    <w:p>
-      <w:pPr>
-        <w:pStyle w:val="ListBullet"/>
-      </w:pPr>
-      <w:r>
-        <w:t xml:space="preserve">Historique complet des commandes, y compris annulées et payées.</w:t>
+        <w:t xml:space="preserve">4. Création des sociétés et utilisateurs internes</w:t>
+      </w:r>
+    </w:p>
+    <w:p>
+      <w:pPr>
+        <w:pStyle w:val="ListBullet"/>
+      </w:pPr>
+      <w:r>
+        <w:t xml:space="preserve">Zone unique : Créer société client / fournisseur.</w:t>
+      </w:r>
+    </w:p>
+    <w:p>
+      <w:pPr>
+        <w:pStyle w:val="ListBullet"/>
+      </w:pPr>
+      <w:r>
+        <w:t xml:space="preserve">Une société peut être créée comme client ou fournisseur.</w:t>
+      </w:r>
+    </w:p>
+    <w:p>
+      <w:pPr>
+        <w:pStyle w:val="ListBullet"/>
+      </w:pPr>
+      <w:r>
+        <w:t xml:space="preserve">Une société inscrite en ligne reste en attente jusqu’à affectation par admin ou super root.</w:t>
+      </w:r>
+    </w:p>
+    <w:p>
+      <w:pPr>
+        <w:pStyle w:val="ListBullet"/>
+      </w:pPr>
+      <w:r>
+        <w:t xml:space="preserve">Zone séparée : Créer utilisateur interne HB Commerce.</w:t>
+      </w:r>
+    </w:p>
+    <w:p>
+      <w:pPr>
+        <w:pStyle w:val="ListBullet"/>
+      </w:pPr>
+      <w:r>
+        <w:t xml:space="preserve">Les utilisateurs internes agent/admin/super root ne demandent pas de société, SIREN, TVA ou adresse.</w:t>
+      </w:r>
+    </w:p>
+    <w:p>
+      <w:pPr>
+        <w:pStyle w:val="ListBullet"/>
+      </w:pPr>
+      <w:r>
+        <w:t xml:space="preserve">Un admin ne peut pas créer de super root.</w:t>
       </w:r>
     </w:p>
     <w:p>
@@ -818,47 +919,47 @@
       </w:pPr>
       <w:r>
         <w:rPr/>
-        <w:t xml:space="preserve">5. Agents commerciaux</w:t>
-      </w:r>
-    </w:p>
-    <w:p>
-      <w:pPr>
-        <w:pStyle w:val="ListBullet"/>
-      </w:pPr>
-      <w:r>
-        <w:t xml:space="preserve">Créés par admin ou super root.</w:t>
-      </w:r>
-    </w:p>
-    <w:p>
-      <w:pPr>
-        <w:pStyle w:val="ListBullet"/>
-      </w:pPr>
-      <w:r>
-        <w:t xml:space="preserve">Assignés à un ou plusieurs clients.</w:t>
-      </w:r>
-    </w:p>
-    <w:p>
-      <w:pPr>
-        <w:pStyle w:val="ListBullet"/>
-      </w:pPr>
-      <w:r>
-        <w:t xml:space="preserve">Valident et suivent les commandes de leurs clients.</w:t>
-      </w:r>
-    </w:p>
-    <w:p>
-      <w:pPr>
-        <w:pStyle w:val="ListBullet"/>
-      </w:pPr>
-      <w:r>
-        <w:t xml:space="preserve">Échangent via chat avec leurs clients.</w:t>
-      </w:r>
-    </w:p>
-    <w:p>
-      <w:pPr>
-        <w:pStyle w:val="ListBullet"/>
-      </w:pPr>
-      <w:r>
-        <w:t xml:space="preserve">Fixent les prix personnalisés pour leurs clients assignés.</w:t>
+        <w:t xml:space="preserve">5. Parcours client société</w:t>
+      </w:r>
+    </w:p>
+    <w:p>
+      <w:pPr>
+        <w:pStyle w:val="ListBullet"/>
+      </w:pPr>
+      <w:r>
+        <w:t xml:space="preserve">Inscription ou création back-office.</w:t>
+      </w:r>
+    </w:p>
+    <w:p>
+      <w:pPr>
+        <w:pStyle w:val="ListBullet"/>
+      </w:pPr>
+      <w:r>
+        <w:t xml:space="preserve">Affectation client par admin/super root.</w:t>
+      </w:r>
+    </w:p>
+    <w:p>
+      <w:pPr>
+        <w:pStyle w:val="ListBullet"/>
+      </w:pPr>
+      <w:r>
+        <w:t xml:space="preserve">Prix masqués hors connexion.</w:t>
+      </w:r>
+    </w:p>
+    <w:p>
+      <w:pPr>
+        <w:pStyle w:val="ListBullet"/>
+      </w:pPr>
+      <w:r>
+        <w:t xml:space="preserve">Prix personnalisés après connexion.</w:t>
+      </w:r>
+    </w:p>
+    <w:p>
+      <w:pPr>
+        <w:pStyle w:val="ListBullet"/>
+      </w:pPr>
+      <w:r>
+        <w:t xml:space="preserve">Historique complet et factures téléchargeables.</w:t>
       </w:r>
     </w:p>
     <w:p>
@@ -874,47 +975,39 @@
       </w:pPr>
       <w:r>
         <w:rPr/>
-        <w:t xml:space="preserve">6. Fournisseurs, stock et approvisionnement</w:t>
-      </w:r>
-    </w:p>
-    <w:p>
-      <w:pPr>
-        <w:pStyle w:val="ListBullet"/>
-      </w:pPr>
-      <w:r>
-        <w:t xml:space="preserve">Gestion des fournisseurs dans le dashboard admin/super root.</w:t>
-      </w:r>
-    </w:p>
-    <w:p>
-      <w:pPr>
-        <w:pStyle w:val="ListBullet"/>
-      </w:pPr>
-      <w:r>
-        <w:t xml:space="preserve">Chaque produit peut être rattaché à un fournisseur.</w:t>
-      </w:r>
-    </w:p>
-    <w:p>
-      <w:pPr>
-        <w:pStyle w:val="ListBullet"/>
-      </w:pPr>
-      <w:r>
-        <w:t xml:space="preserve">Un fournisseur peut avoir un compte supplier et accéder à supplier.html.</w:t>
-      </w:r>
-    </w:p>
-    <w:p>
-      <w:pPr>
-        <w:pStyle w:val="ListBullet"/>
-      </w:pPr>
-      <w:r>
-        <w:t xml:space="preserve">Le fournisseur met à jour stock, stock réservé et délai fournisseur.</w:t>
-      </w:r>
-    </w:p>
-    <w:p>
-      <w:pPr>
-        <w:pStyle w:val="ListBullet"/>
-      </w:pPr>
-      <w:r>
-        <w:t xml:space="preserve">HB Commerce crée des commandes d’approvisionnement vers les fournisseurs.</w:t>
+        <w:t xml:space="preserve">6. Agents commerciaux</w:t>
+      </w:r>
+    </w:p>
+    <w:p>
+      <w:pPr>
+        <w:pStyle w:val="ListBullet"/>
+      </w:pPr>
+      <w:r>
+        <w:t xml:space="preserve">Agent commercial assigné à un ou plusieurs clients.</w:t>
+      </w:r>
+    </w:p>
+    <w:p>
+      <w:pPr>
+        <w:pStyle w:val="ListBullet"/>
+      </w:pPr>
+      <w:r>
+        <w:t xml:space="preserve">Admin et super root sont assignables comme agents commerciaux par défaut.</w:t>
+      </w:r>
+    </w:p>
+    <w:p>
+      <w:pPr>
+        <w:pStyle w:val="ListBullet"/>
+      </w:pPr>
+      <w:r>
+        <w:t xml:space="preserve">L’agent voit uniquement ses clients assignés.</w:t>
+      </w:r>
+    </w:p>
+    <w:p>
+      <w:pPr>
+        <w:pStyle w:val="ListBullet"/>
+      </w:pPr>
+      <w:r>
+        <w:t xml:space="preserve">L’agent valide commandes, échange via chat et fixe les prix de ses clients.</w:t>
       </w:r>
     </w:p>
     <w:p>
@@ -930,23 +1023,79 @@
       </w:pPr>
       <w:r>
         <w:rPr/>
-        <w:t xml:space="preserve">7. Commandes, paiements, factures et livraison</w:t>
-      </w:r>
-    </w:p>
-    <w:p>
-      <w:pPr>
-        <w:pStyle w:val="ListBullet"/>
-      </w:pPr>
-      <w:r>
-        <w:t xml:space="preserve">Statuts commande : en cours de validation, validée, paiement à finaliser, payée, préparation, expédiée, livrée, annulée.</w:t>
-      </w:r>
-    </w:p>
-    <w:p>
-      <w:pPr>
-        <w:pStyle w:val="ListBullet"/>
-      </w:pPr>
-      <w:r>
-        <w:t xml:space="preserve">Facture téléchargeable par commande dans l’espace client.</w:t>
+        <w:t xml:space="preserve">7. Fournisseurs, stock et approvisionnement</w:t>
+      </w:r>
+    </w:p>
+    <w:p>
+      <w:pPr>
+        <w:pStyle w:val="ListBullet"/>
+      </w:pPr>
+      <w:r>
+        <w:t xml:space="preserve">Fiche fournisseur complète.</w:t>
+      </w:r>
+    </w:p>
+    <w:p>
+      <w:pPr>
+        <w:pStyle w:val="ListBullet"/>
+      </w:pPr>
+      <w:r>
+        <w:t xml:space="preserve">Compte fournisseur lié à supplier.html.</w:t>
+      </w:r>
+    </w:p>
+    <w:p>
+      <w:pPr>
+        <w:pStyle w:val="ListBullet"/>
+      </w:pPr>
+      <w:r>
+        <w:t xml:space="preserve">Stock par produit/fournisseur.</w:t>
+      </w:r>
+    </w:p>
+    <w:p>
+      <w:pPr>
+        <w:pStyle w:val="ListBullet"/>
+      </w:pPr>
+      <w:r>
+        <w:t xml:space="preserve">Stock réservé et délai fournisseur.</w:t>
+      </w:r>
+    </w:p>
+    <w:p>
+      <w:pPr>
+        <w:pStyle w:val="ListBullet"/>
+      </w:pPr>
+      <w:r>
+        <w:t xml:space="preserve">Commandes d’approvisionnement HB Commerce vers fournisseur.</w:t>
+      </w:r>
+    </w:p>
+    <w:p>
+      <w:pPr/>
+      <w:r>
+        <w:rPr/>
+        <w:t xml:space="preserve"/>
+      </w:r>
+    </w:p>
+    <w:p>
+      <w:pPr>
+        <w:pStyle w:val="Heading1"/>
+      </w:pPr>
+      <w:r>
+        <w:rPr/>
+        <w:t xml:space="preserve">8. Commandes, paiements, factures et livraison</w:t>
+      </w:r>
+    </w:p>
+    <w:p>
+      <w:pPr>
+        <w:pStyle w:val="ListBullet"/>
+      </w:pPr>
+      <w:r>
+        <w:t xml:space="preserve">Statuts : validation, paiement à finaliser, payée, annulée, préparation, expédiée, livrée.</w:t>
+      </w:r>
+    </w:p>
+    <w:p>
+      <w:pPr>
+        <w:pStyle w:val="ListBullet"/>
+      </w:pPr>
+      <w:r>
+        <w:t xml:space="preserve">Facture HTML téléchargeable depuis l’espace client.</w:t>
       </w:r>
     </w:p>
     <w:p>
@@ -962,7 +1111,7 @@
         <w:pStyle w:val="ListBullet"/>
       </w:pPr>
       <w:r>
-        <w:t xml:space="preserve">Le délai client dépend du stock disponible et du délai fournisseur.</w:t>
+        <w:t xml:space="preserve">Date estimée calculée selon stock et délais fournisseur.</w:t>
       </w:r>
     </w:p>
     <w:p>
@@ -978,7 +1127,7 @@
       </w:pPr>
       <w:r>
         <w:rPr/>
-        <w:t xml:space="preserve">8. Chat, modération et prix personnalisés</w:t>
+        <w:t xml:space="preserve">9. Chat, modération et prix personnalisés</w:t>
       </w:r>
     </w:p>
     <w:p>
@@ -994,7 +1143,7 @@
         <w:pStyle w:val="ListBullet"/>
       </w:pPr>
       <w:r>
-        <w:t xml:space="preserve">Commentaires clients validables/refusables.</w:t>
+        <w:t xml:space="preserve">Messages client validables/refusables.</w:t>
       </w:r>
     </w:p>
     <w:p>
@@ -1010,7 +1159,7 @@
         <w:pStyle w:val="ListBullet"/>
       </w:pPr>
       <w:r>
-        <w:t xml:space="preserve">Admin/super root/agent assigné peuvent fixer les prix selon leurs droits.</w:t>
+        <w:t xml:space="preserve">L’agent assigné peut fixer les prix de son portefeuille.</w:t>
       </w:r>
     </w:p>
     <w:p>
@@ -1026,23 +1175,23 @@
       </w:pPr>
       <w:r>
         <w:rPr/>
-        <w:t xml:space="preserve">9. Dashboards</w:t>
-      </w:r>
-    </w:p>
-    <w:p>
-      <w:pPr>
-        <w:pStyle w:val="ListBullet"/>
-      </w:pPr>
-      <w:r>
-        <w:t xml:space="preserve">super-root.html : gestion globale, rôles, profils, prix.</w:t>
-      </w:r>
-    </w:p>
-    <w:p>
-      <w:pPr>
-        <w:pStyle w:val="ListBullet"/>
-      </w:pPr>
-      <w:r>
-        <w:t xml:space="preserve">admin.html : produits, fournisseurs, clients, agents, commandes, chat, prix, livraison.</w:t>
+        <w:t xml:space="preserve">10. Dashboards</w:t>
+      </w:r>
+    </w:p>
+    <w:p>
+      <w:pPr>
+        <w:pStyle w:val="ListBullet"/>
+      </w:pPr>
+      <w:r>
+        <w:t xml:space="preserve">admin.html : opérations, clients/fournisseurs, agents, commandes, chat, prix, livraison.</w:t>
+      </w:r>
+    </w:p>
+    <w:p>
+      <w:pPr>
+        <w:pStyle w:val="ListBullet"/>
+      </w:pPr>
+      <w:r>
+        <w:t xml:space="preserve">super-root.html : rôles, profils, prix, accès.</w:t>
       </w:r>
     </w:p>
     <w:p>
@@ -1074,39 +1223,47 @@
       </w:pPr>
       <w:r>
         <w:rPr/>
-        <w:t xml:space="preserve">10. Données Supabase et sécurité</w:t>
-      </w:r>
-    </w:p>
-    <w:p>
-      <w:pPr>
-        <w:pStyle w:val="ListBullet"/>
-      </w:pPr>
-      <w:r>
-        <w:t xml:space="preserve">RLS Supabase pour isoler client, fournisseur et agent.</w:t>
-      </w:r>
-    </w:p>
-    <w:p>
-      <w:pPr>
-        <w:pStyle w:val="ListBullet"/>
-      </w:pPr>
-      <w:r>
-        <w:t xml:space="preserve">commercial_agent_id limite l’agent à ses clients.</w:t>
-      </w:r>
-    </w:p>
-    <w:p>
-      <w:pPr>
-        <w:pStyle w:val="ListBullet"/>
-      </w:pPr>
-      <w:r>
-        <w:t xml:space="preserve">supplier_id relie fournisseur et produits/stock.</w:t>
-      </w:r>
-    </w:p>
-    <w:p>
-      <w:pPr>
-        <w:pStyle w:val="ListBullet"/>
-      </w:pPr>
-      <w:r>
-        <w:t xml:space="preserve">Migrations SQL documentées dans le dossier supabase.</w:t>
+        <w:t xml:space="preserve">11. Données Supabase et sécurité</w:t>
+      </w:r>
+    </w:p>
+    <w:p>
+      <w:pPr>
+        <w:pStyle w:val="ListBullet"/>
+      </w:pPr>
+      <w:r>
+        <w:t xml:space="preserve">Supabase Auth pour comptes.</w:t>
+      </w:r>
+    </w:p>
+    <w:p>
+      <w:pPr>
+        <w:pStyle w:val="ListBullet"/>
+      </w:pPr>
+      <w:r>
+        <w:t xml:space="preserve">RLS par rôle.</w:t>
+      </w:r>
+    </w:p>
+    <w:p>
+      <w:pPr>
+        <w:pStyle w:val="ListBullet"/>
+      </w:pPr>
+      <w:r>
+        <w:t xml:space="preserve">commercial_agent_id pour limiter agents.</w:t>
+      </w:r>
+    </w:p>
+    <w:p>
+      <w:pPr>
+        <w:pStyle w:val="ListBullet"/>
+      </w:pPr>
+      <w:r>
+        <w:t xml:space="preserve">supplier_id pour lier fournisseurs.</w:t>
+      </w:r>
+    </w:p>
+    <w:p>
+      <w:pPr>
+        <w:pStyle w:val="ListBullet"/>
+      </w:pPr>
+      <w:r>
+        <w:t xml:space="preserve">Migrations SQL versionnées.</w:t>
       </w:r>
     </w:p>
     <w:p>
@@ -1122,39 +1279,39 @@
       </w:pPr>
       <w:r>
         <w:rPr/>
-        <w:t xml:space="preserve">11. Migrations et déploiement</w:t>
-      </w:r>
-    </w:p>
-    <w:p>
-      <w:pPr>
-        <w:pStyle w:val="ListBullet"/>
-      </w:pPr>
-      <w:r>
-        <w:t xml:space="preserve">Déploiement frontend : GitHub Pages.</w:t>
-      </w:r>
-    </w:p>
-    <w:p>
-      <w:pPr>
-        <w:pStyle w:val="ListBullet"/>
-      </w:pPr>
-      <w:r>
-        <w:t xml:space="preserve">Backend : Supabase SQL Editor pour migrations.</w:t>
-      </w:r>
-    </w:p>
-    <w:p>
-      <w:pPr>
-        <w:pStyle w:val="ListBullet"/>
-      </w:pPr>
-      <w:r>
-        <w:t xml:space="preserve">Configurer Auth Redirect URLs vers GitHub Pages.</w:t>
-      </w:r>
-    </w:p>
-    <w:p>
-      <w:pPr>
-        <w:pStyle w:val="ListBullet"/>
-      </w:pPr>
-      <w:r>
-        <w:t xml:space="preserve">Promouvoir le compte principal en super_root après migration.</w:t>
+        <w:t xml:space="preserve">12. Migrations et déploiement</w:t>
+      </w:r>
+    </w:p>
+    <w:p>
+      <w:pPr>
+        <w:pStyle w:val="ListBullet"/>
+      </w:pPr>
+      <w:r>
+        <w:t xml:space="preserve">Frontend GitHub Pages.</w:t>
+      </w:r>
+    </w:p>
+    <w:p>
+      <w:pPr>
+        <w:pStyle w:val="ListBullet"/>
+      </w:pPr>
+      <w:r>
+        <w:t xml:space="preserve">Migrations SQL dans Supabase SQL Editor.</w:t>
+      </w:r>
+    </w:p>
+    <w:p>
+      <w:pPr>
+        <w:pStyle w:val="ListBullet"/>
+      </w:pPr>
+      <w:r>
+        <w:t xml:space="preserve">URLs Auth configurées vers GitHub Pages.</w:t>
+      </w:r>
+    </w:p>
+    <w:p>
+      <w:pPr>
+        <w:pStyle w:val="ListBullet"/>
+      </w:pPr>
+      <w:r>
+        <w:t xml:space="preserve">Compte super root initial via SQL contrôlé.</w:t>
       </w:r>
     </w:p>
     <w:p>
@@ -1170,55 +1327,63 @@
       </w:pPr>
       <w:r>
         <w:rPr/>
-        <w:t xml:space="preserve">12. Critères d’acceptation</w:t>
-      </w:r>
-    </w:p>
-    <w:p>
-      <w:pPr>
-        <w:pStyle w:val="ListBullet"/>
-      </w:pPr>
-      <w:r>
-        <w:t xml:space="preserve">Un client créé est toujours client.</w:t>
-      </w:r>
-    </w:p>
-    <w:p>
-      <w:pPr>
-        <w:pStyle w:val="ListBullet"/>
-      </w:pPr>
-      <w:r>
-        <w:t xml:space="preserve">Admin ne peut pas créer de super root.</w:t>
-      </w:r>
-    </w:p>
-    <w:p>
-      <w:pPr>
-        <w:pStyle w:val="ListBullet"/>
-      </w:pPr>
-      <w:r>
-        <w:t xml:space="preserve">Agent ne voit que ses clients.</w:t>
-      </w:r>
-    </w:p>
-    <w:p>
-      <w:pPr>
-        <w:pStyle w:val="ListBullet"/>
-      </w:pPr>
-      <w:r>
-        <w:t xml:space="preserve">Fournisseur ne voit que son espace et son stock.</w:t>
-      </w:r>
-    </w:p>
-    <w:p>
-      <w:pPr>
-        <w:pStyle w:val="ListBullet"/>
-      </w:pPr>
-      <w:r>
-        <w:t xml:space="preserve">Facture téléchargeable depuis chaque commande.</w:t>
-      </w:r>
-    </w:p>
-    <w:p>
-      <w:pPr>
-        <w:pStyle w:val="ListBullet"/>
-      </w:pPr>
-      <w:r>
-        <w:t xml:space="preserve">Livraison et dates de suivi visibles côté client.</w:t>
+        <w:t xml:space="preserve">13. Critères d’acceptation</w:t>
+      </w:r>
+    </w:p>
+    <w:p>
+      <w:pPr>
+        <w:pStyle w:val="ListBullet"/>
+      </w:pPr>
+      <w:r>
+        <w:t xml:space="preserve">Société inscrite en ligne en attente.</w:t>
+      </w:r>
+    </w:p>
+    <w:p>
+      <w:pPr>
+        <w:pStyle w:val="ListBullet"/>
+      </w:pPr>
+      <w:r>
+        <w:t xml:space="preserve">Admin/super root affecte client ou fournisseur.</w:t>
+      </w:r>
+    </w:p>
+    <w:p>
+      <w:pPr>
+        <w:pStyle w:val="ListBullet"/>
+      </w:pPr>
+      <w:r>
+        <w:t xml:space="preserve">Création utilisateur interne sans champs société.</w:t>
+      </w:r>
+    </w:p>
+    <w:p>
+      <w:pPr>
+        <w:pStyle w:val="ListBullet"/>
+      </w:pPr>
+      <w:r>
+        <w:t xml:space="preserve">Admin ne crée pas de super root.</w:t>
+      </w:r>
+    </w:p>
+    <w:p>
+      <w:pPr>
+        <w:pStyle w:val="ListBullet"/>
+      </w:pPr>
+      <w:r>
+        <w:t xml:space="preserve">Fournisseur gère son stock.</w:t>
+      </w:r>
+    </w:p>
+    <w:p>
+      <w:pPr>
+        <w:pStyle w:val="ListBullet"/>
+      </w:pPr>
+      <w:r>
+        <w:t xml:space="preserve">Client télécharge ses factures.</w:t>
+      </w:r>
+    </w:p>
+    <w:p>
+      <w:pPr>
+        <w:pStyle w:val="ListBullet"/>
+      </w:pPr>
+      <w:r>
+        <w:t xml:space="preserve">Livraison suivie et datée.</w:t>
       </w:r>
     </w:p>
     <w:p>
